--- a/Assignment_01/afreen99_system_info.docx
+++ b/Assignment_01/afreen99_system_info.docx
@@ -420,7 +420,7 @@
         <w:rPr>
           <w:rStyle w:val="VerbatimChar"/>
         </w:rPr>
-        <w:t xml:space="preserve">Available Memory (MB): 14475.19</w:t>
+        <w:t xml:space="preserve">Available Memory (MB): 14343.69</w:t>
       </w:r>
     </w:p>
     <w:sectPr>

--- a/Assignment_01/afreen99_system_info.docx
+++ b/Assignment_01/afreen99_system_info.docx
@@ -411,7 +411,7 @@
         <w:rPr>
           <w:rStyle w:val="VerbatimChar"/>
         </w:rPr>
-        <w:t xml:space="preserve">Total Memory (MB): 15989.7</w:t>
+        <w:t xml:space="preserve">Total Memory (MB): 15989.71</w:t>
       </w:r>
       <w:r>
         <w:br/>
@@ -420,7 +420,7 @@
         <w:rPr>
           <w:rStyle w:val="VerbatimChar"/>
         </w:rPr>
-        <w:t xml:space="preserve">Available Memory (MB): 14343.69</w:t>
+        <w:t xml:space="preserve">Available Memory (MB): 14482.15</w:t>
       </w:r>
     </w:p>
     <w:sectPr>

--- a/Assignment_01/afreen99_system_info.docx
+++ b/Assignment_01/afreen99_system_info.docx
@@ -411,7 +411,7 @@
         <w:rPr>
           <w:rStyle w:val="VerbatimChar"/>
         </w:rPr>
-        <w:t xml:space="preserve">Total Memory (MB): 15989.71</w:t>
+        <w:t xml:space="preserve">Total Memory (MB): 15989.7</w:t>
       </w:r>
       <w:r>
         <w:br/>
@@ -420,7 +420,7 @@
         <w:rPr>
           <w:rStyle w:val="VerbatimChar"/>
         </w:rPr>
-        <w:t xml:space="preserve">Available Memory (MB): 14482.15</w:t>
+        <w:t xml:space="preserve">Available Memory (MB): 14386.84</w:t>
       </w:r>
     </w:p>
     <w:sectPr>

--- a/Assignment_01/afreen99_system_info.docx
+++ b/Assignment_01/afreen99_system_info.docx
@@ -411,7 +411,7 @@
         <w:rPr>
           <w:rStyle w:val="VerbatimChar"/>
         </w:rPr>
-        <w:t xml:space="preserve">Total Memory (MB): 15989.7</w:t>
+        <w:t xml:space="preserve">Total Memory (MB): 15989.71</w:t>
       </w:r>
       <w:r>
         <w:br/>
@@ -420,7 +420,7 @@
         <w:rPr>
           <w:rStyle w:val="VerbatimChar"/>
         </w:rPr>
-        <w:t xml:space="preserve">Available Memory (MB): 14456.57</w:t>
+        <w:t xml:space="preserve">Available Memory (MB): 14447.18</w:t>
       </w:r>
     </w:p>
     <w:sectPr>

--- a/Assignment_01/afreen99_system_info.docx
+++ b/Assignment_01/afreen99_system_info.docx
@@ -375,7 +375,7 @@
         <w:rPr>
           <w:rStyle w:val="VerbatimChar"/>
         </w:rPr>
-        <w:t xml:space="preserve">Operating System: Linux 6.17.0-1018-azure</w:t>
+        <w:t xml:space="preserve">Operating System: Darwin 23.6.0</w:t>
       </w:r>
       <w:r>
         <w:br/>
@@ -384,7 +384,7 @@
         <w:rPr>
           <w:rStyle w:val="VerbatimChar"/>
         </w:rPr>
-        <w:t xml:space="preserve">Python Version: 3.10.20</w:t>
+        <w:t xml:space="preserve">Python Version: 3.13.9</w:t>
       </w:r>
       <w:r>
         <w:br/>
@@ -393,7 +393,7 @@
         <w:rPr>
           <w:rStyle w:val="VerbatimChar"/>
         </w:rPr>
-        <w:t xml:space="preserve">Machine: x86_64</w:t>
+        <w:t xml:space="preserve">Machine: arm64</w:t>
       </w:r>
       <w:r>
         <w:br/>
@@ -402,7 +402,7 @@
         <w:rPr>
           <w:rStyle w:val="VerbatimChar"/>
         </w:rPr>
-        <w:t xml:space="preserve">Processor: x86_64</w:t>
+        <w:t xml:space="preserve">Processor: arm</w:t>
       </w:r>
       <w:r>
         <w:br/>
@@ -411,7 +411,7 @@
         <w:rPr>
           <w:rStyle w:val="VerbatimChar"/>
         </w:rPr>
-        <w:t xml:space="preserve">Total Memory (MB): 15989.71</w:t>
+        <w:t xml:space="preserve">Total Memory (MB): 36864.0</w:t>
       </w:r>
       <w:r>
         <w:br/>
@@ -420,7 +420,7 @@
         <w:rPr>
           <w:rStyle w:val="VerbatimChar"/>
         </w:rPr>
-        <w:t xml:space="preserve">Available Memory (MB): 14447.18</w:t>
+        <w:t xml:space="preserve">Available Memory (MB): 14254.42</w:t>
       </w:r>
     </w:p>
     <w:sectPr>
